--- a/hin/docx/46.content.docx
+++ b/hin/docx/46.content.docx
@@ -136,13 +136,6 @@
         <w:rPr>
           <w:lang w:val="hi_IN" w:bidi="hi_IN"/>
         </w:rPr>
-      </w:r>
-      <w:r>
-        <w:rPr>
-          <w:i/>
-          <w:lang w:val="hi_IN" w:bidi="hi_IN"/>
-        </w:rPr>
-        <w:t>1 कुरिन्थियों 1:1, 1 कुरिन्थियों 1:3, 1 कुरिन्थियों 1:5, 1 कुरिन्थियों 1:7, 1 कुरिन्थियों 1:8, 1 कुरिन्थियों 1:10, 1 कुरिन्थियों 1:11, 1 कुरिन्थियों 1:12, 1 कुरिन्थियों 1:14–15, 1 कुरिन्थियों 1:17, 1 कुरिन्थियों 1:18, 1 कुरिन्थियों 1:18 (#2), 1 कुरिन्थियों 1:20, 1 कुरिन्थियों 1:21, 1 कुरिन्थियों 1:26, 1 कुरिन्थियों 1:27, 1 कुरिन्थियों 1:28–29, 1 कुरिन्थियों 1:30, 1 कुरिन्थियों 1:30 (#2), 1 कुरिन्थियों 1:31, 1 कुरिन्थियों 2:1, 1 कुरिन्थियों 2:2, 1 कुरिन्थियों 2:4–5, 1 कुरिन्थियों 2:7, 1 कुरिन्थियों 2:8, 1 कुरिन्थियों 2:10, 1 कुरिन्थियों 2:11, 1 कुरिन्थियों 2:12, 1 कुरिन्थियों 2:14, 1 कुरिन्थियों 2:16, 1 कुरिन्थियों 3:3, 1 कुरिन्थियों 3:5, 1 कुरिन्थियों 3:7, 1 कुरिन्थियों 3:11, 1 कुरिन्थियों 3:11–13, 1 कुरिन्थियों 3:13, 1 कुरिन्थियों 3:14, 1 कुरिन्थियों 3:15, 1 कुरिन्थियों 3:16, 1 कुरिन्थियों 3:17, 1 कुरिन्थियों 3:18, 1 कुरिन्थियों 3:20, 1 कुरिन्थियों 3:21–23, 1 कुरिन्थियों 4:1, 1 कुरिन्थियों 4:2, 1 कुरिन्थियों 4:4, 1 कुरिन्थियों 4:5, 1 कुरिन्थियों 4:6, 1 कुरिन्थियों 4:8, 1 कुरिन्थियों 4:10, 1 कुरिन्थियों 4:11, 1 कुरिन्थियों 4:12–13, 1 कुरिन्थियों 4:14, 1 कुरिन्थियों 4:16, 1 कुरिन्थियों 4:17, 1 कुरिन्थियों 4:18, 1 कुरिन्थियों 4:20, 1 कुरिन्थियों 5:1, 1 कुरिन्थियों 5:2, 1 कुरिन्थियों 5:4–5, 1 कुरिन्थियों 5:8, 1 कुरिन्थियों 5:8 (#2), 1 कुरिन्थियों 5:9, 1 कुरिन्थियों 5:10, 1 कुरिन्थियों 5:11, 1 कुरिन्थियों 5:12, 1 कुरिन्थियों 5:13, 1 कुरिन्थियों 6:1–3, 1 कुरिन्थियों 6:2–3, 1 कुरिन्थियों 6:6, 1 कुरिन्थियों 6:7, 1 कुरिन्थियों 6:9–10, 1 कुरिन्थियों 6:11, 1 कुरिन्थियों 6:12, 1 कुरिन्थियों 6:15, 1 कुरिन्थियों 6:15 (#2), 1 कुरिन्थियों 6:16, 1 कुरिन्थियों 6:17, 1 कुरिन्थियों 6:18, 1 कुरिन्थियों 6:19–20, 1 कुरिन्थियों 7:2, 1 कुरिन्थियों 7:4, 1 कुरिन्थियों 7:5, 1 कुरिन्थियों 7:8, 1 कुरिन्थियों 7:9, 1 कुरिन्थियों 7:10–11, 1 कुरिन्थियों 7:12–13, 1 कुरिन्थियों 7:15, 1 कुरिन्थियों 7:17, 1 कुरिन्थियों 7:18, 1 कुरिन्थियों 7:21–23, 1 कुरिन्थियों 7:26, 1 कुरिन्थियों 7:27, 1 कुरिन्थियों 7:28, 1 कुरिन्थियों 7:31, 1 कुरिन्थियों 7:33–34, 1 कुरिन्थियों 7:38, 1 कुरिन्थियों 7:39, 1 कुरिन्थियों 7:39 (#2), 1 कुरिन्थियों 8:1, 1 कुरिन्थियों 8:1 (#2), 1 कुरिन्थियों 8:4, 1 कुरिन्थियों 8:6, 1 कुरिन्थियों 8:6 (#2), 1 कुरिन्थियों 8:7, 1 कुरिन्थियों 8:8, 1 कुरिन्थियों 8:9, 1 कुरिन्थियों 8:11, 1 कुरिन्थियों 8:11–12, 1 कुरिन्थियों 8:13, 1 कुरिन्थियों 9:1–2, 1 कुरिन्थियों 9:4–5, 1 कुरिन्थियों 9:7, 1 कुरिन्थियों 9:9, 1 कुरिन्थियों 9:12, 1 कुरिन्थियों 9:14, 1 कुरिन्थियों 9:16, 1 कुरिन्थियों 9:19, 1 कुरिन्थियों 9:20, 1 कुरिन्थियों 9:21, 1 कुरिन्थियों 9:23, 1 कुरिन्थियों 9:24, 1 कुरिन्थियों 9:25, 1 कुरिन्थियों 9:27, 1 कुरिन्थियों 10:1–4, 1 कुरिन्थियों 10:4, 1 कुरिन्थियों 10:6, 1 कुरिन्थियों 10:9–10, 1 कुरिन्थियों 10:11, 1 कुरिन्थियों 10:13, 1 कुरिन्थियों 10:13 (#2), 1 कुरिन्थियों 10:14, 1 कुरिन्थियों 10:16, 1 कुरिन्थियों 10:20, 1 कुरिन्थियों 10:20–21, 1 कुरिन्थियों 10:22, 1 कुरिन्थियों 10:24, 1 कुरिन्थियों 10:27, 1 कुरिन्थियों 10:28–29, 1 कुरिन्थियों 10:31, 1 कुरिन्थियों 10:32–33, 1 कुरिन्थियों 11:1, 1 कुरिन्थियों 11:1 (#2), 1 कुरिन्थियों 11:2, 1 कुरिन्थियों 11:3, 1 कुरिन्थियों 11:3 (#2), 1 कुरिन्थियों 11:3 (#3), 1 कुरिन्थियों 11:4, 1 कुरिन्थियों 11:5, 1 कुरिन्थियों 11:7, 1 कुरिन्थियों 11:9, 1 कुरिन्थियों 11:11–12, 1 कुरिन्थियों 11:14–15, 1 कुरिन्थियों 11:19, 1 कुरिन्थियों 11:21, 1 कुरिन्थियों 11:23–24, 1 कुरिन्थियों 11:25, 1 कुरिन्थियों 11:26, 1 कुरिन्थियों 11:27, 1 कुरिन्थियों 11:29, 1 कुरिन्थियों 11:30, 1 कुरिन्थियों 11:33, 1 कुरिन्थियों 12:1, 1 कुरिन्थियों 12:3, 1 कुरिन्थियों 12:3 (#2), 1 कुरिन्थियों 12:4–6, 1 कुरिन्थियों 12:7, 1 कुरिन्थियों 12:9–10, 1 कुरिन्थियों 12:11, 1 कुरिन्थियों 12:13, 1 कुरिन्थियों 12:18, 1 कुरिन्थियों 12:22, 1 कुरिन्थियों 12:24, 1 कुरिन्थियों 12:25, 1 कुरिन्थियों 12:28, 1 कुरिन्थियों 12:31, 1 कुरिन्थियों 12:31 (#2), 1 कुरिन्थियों 13:1, 1 कुरिन्थियों 13:2, 1 कुरिन्थियों 13:3, 1 कुरिन्थियों 13:5–7, 1 कुरिन्थियों 13:8, 1 कुरिन्थियों 13:8–10, 1 कुरिन्थियों 13:11, 1 कुरिन्थियों 13:13, 1 कुरिन्थियों 14:1, 1 कुरिन्थियों 14:2, 1 कुरिन्थियों 14:3–4, 1 कुरिन्थियों 14:7–9, 1 कुरिन्थियों 14:12, 1 कुरिन्थियों 14:13, 1 कुरिन्थियों 14:14, 1 कुरिन्थियों 14:15, 1 कुरिन्थियों 14:19, 1 कुरिन्थियों 14:22, 1 कुरिन्थियों 14:23, 1 कुरिन्थियों 14:24, 1 कुरिन्थियों 14:25, 1 कुरिन्थियों 14:27–28, 1 कुरिन्थियों 14:29–30, 1 कुरिन्थियों 14:34, 1 कुरिन्थियों 14:35, 1 कुरिन्थियों 14:35 (#2), 1 कुरिन्थियों 14:37, 1 कुरिन्थियों 14:40, 1 कुरिन्थियों 15:1, 1 कुरिन्थियों 15:2, 1 कुरिन्थियों 15:3–5, 1 कुरिन्थियों 15:5–8, 1 कुरिन्थियों 15:9, 1 कुरिन्थियों 15:12, 1 कुरिन्थियों 15:13–14, 1 कुरिन्थियों 15:18, 1 कुरिन्थियों 15:19, 1 कुरिन्थियों 15:20, 1 कुरिन्थियों 15:22, 1 कुरिन्थियों 15:22–23, 1 कुरिन्थियों 15:24, 1 कुरिन्थियों 15:25, 1 कुरिन्थियों 15:26, 1 कुरिन्थियों 15:27, 1 कुरिन्थियों 15:28, 1 कुरिन्थियों 15:32, 1 कुरिन्थियों 15:34, 1 कुरिन्थियों 15:34 (#2), 1 कुरिन्थियों 15:35–38, 1 कुरिन्थियों 15:36, 1 कुरिन्थियों 15:37, 1 कुरिन्थियों 15:39, 1 कुरिन्थियों 15:40, 1 कुरिन्थियों 15:41, 1 कुरिन्थियों 15:42–44, 1 कुरिन्थियों 15:42–44 (#2), 1 कुरिन्थियों 15:45, 1 कुरिन्थियों 15:45 (#2), 1 कुरिन्थियों 15:47, 1 कुरिन्थियों 15:49, 1 कुरिन्थियों 15:50, 1 कुरिन्थियों 15:51, 1 कुरिन्थियों 15:52, 1 कुरिन्थियों 15:54, 1 कुरिन्थियों 15:56, 1 कुरिन्थियों 15:57, 1 कुरिन्थियों 15:58, 1 कुरिन्थियों 16:1, 1 कुरिन्थियों 16:2, 1 कुरिन्थियों 16:3, 1 कुरिन्थियों 16:5, 1 कुरिन्थियों 16:7, 1 कुरिन्थियों 16:8–9, 1 कुरिन्थियों 16:10, 1 कुरिन्थियों 16:10–11, 1 कुरिन्थियों 16:12, 1 कुरिन्थियों 16:15, 1 कुरिन्थियों 16:16, 1 कुरिन्थियों 16:17–18, 1 कुरिन्थियों 16:19–20, 1 कुरिन्थियों 16:22</w:t>
       </w:r>
       <w:r>
         <w:rPr>

--- a/hin/docx/46.content.docx
+++ b/hin/docx/46.content.docx
@@ -123,19 +123,6 @@
           <w:lang w:val="hi_IN" w:bidi="hi_IN"/>
         </w:rPr>
         <w:t>1CO</w:t>
-      </w:r>
-      <w:r>
-        <w:rPr>
-          <w:lang w:val="hi_IN" w:bidi="hi_IN"/>
-        </w:rPr>
-      </w:r>
-    </w:p>
-    <w:p>
-      <w:pPr/>
-      <w:r>
-        <w:rPr>
-          <w:lang w:val="hi_IN" w:bidi="hi_IN"/>
-        </w:rPr>
       </w:r>
       <w:r>
         <w:rPr>

--- a/hin/docx/46.content.docx
+++ b/hin/docx/46.content.docx
@@ -19,7 +19,7 @@
         <w:rPr>
           <w:lang w:val="hi_IN" w:bidi="hi_IN"/>
         </w:rPr>
-        <w:t>Resource: अनुवाद प्रश्न (unfoldingWord)</w:t>
+        <w:t>Resource: unfoldingWord® Translation Questions</w:t>
       </w:r>
       <w:r>
         <w:rPr>
@@ -85,7 +85,7 @@
         <w:rPr>
           <w:lang w:val="hi_IN" w:bidi="hi_IN"/>
         </w:rPr>
-        <w:t>अनुवाद प्रश्न (unfoldingWord)</w:t>
+        <w:t>unfoldingWord® Translation Questions</w:t>
       </w:r>
     </w:p>
     <w:p>
